--- a/Semester 2/stage03/Stage_3_Tutorial_Student_Handout.docx
+++ b/Semester 2/stage03/Stage_3_Tutorial_Student_Handout.docx
@@ -1,6 +1,6 @@
 
 <file path=word/document.xml><?xml version="1.0" encoding="utf-8"?>
-<w:document xmlns:wpc="http://schemas.microsoft.com/office/word/2010/wordprocessingCanvas" xmlns:cx="http://schemas.microsoft.com/office/drawing/2014/chartex" xmlns:cx1="http://schemas.microsoft.com/office/drawing/2015/9/8/chartex" xmlns:cx2="http://schemas.microsoft.com/office/drawing/2015/10/21/chartex" xmlns:cx3="http://schemas.microsoft.com/office/drawing/2016/5/9/chartex" xmlns:cx4="http://schemas.microsoft.com/office/drawing/2016/5/10/chartex" xmlns:cx5="http://schemas.microsoft.com/office/drawing/2016/5/11/chartex" xmlns:cx6="http://schemas.microsoft.com/office/drawing/2016/5/12/chartex" xmlns:cx7="http://schemas.microsoft.com/office/drawing/2016/5/13/chartex" xmlns:cx8="http://schemas.microsoft.com/office/drawing/2016/5/14/chartex" xmlns:mc="http://schemas.openxmlformats.org/markup-compatibility/2006" xmlns:aink="http://schemas.microsoft.com/office/drawing/2016/ink" xmlns:am3d="http://schemas.microsoft.com/office/drawing/2017/model3d" xmlns:o="urn:schemas-microsoft-com:office:office" xmlns:oel="http://schemas.microsoft.com/office/2019/extlst" xmlns:r="http://schemas.openxmlformats.org/officeDocument/2006/relationships" xmlns:m="http://schemas.openxmlformats.org/officeDocument/2006/math" xmlns:v="urn:schemas-microsoft-com:vml" xmlns:wp14="http://schemas.microsoft.com/office/word/2010/wordprocessingDrawing" xmlns:wp="http://schemas.openxmlformats.org/drawingml/2006/wordprocessingDrawing" xmlns:w10="urn:schemas-microsoft-com:office:word" xmlns:w="http://schemas.openxmlformats.org/wordprocessingml/2006/main" xmlns:w14="http://schemas.microsoft.com/office/word/2010/wordml" xmlns:w15="http://schemas.microsoft.com/office/word/2012/wordml" xmlns:w16cei="http://schemas.microsoft.com/office/word/2026/wordml/cei" xmlns:w16cex="http://schemas.microsoft.com/office/word/2018/wordml/cex" xmlns:w16cid="http://schemas.microsoft.com/office/word/2016/wordml/cid" xmlns:w16="http://schemas.microsoft.com/office/word/2018/wordml" xmlns:w16du="http://schemas.microsoft.com/office/word/2023/wordml/word16du" xmlns:w16sdtdh="http://schemas.microsoft.com/office/word/2020/wordml/sdtdatahash" xmlns:w16sdtfl="http://schemas.microsoft.com/office/word/2024/wordml/sdtformatlock" xmlns:w16se="http://schemas.microsoft.com/office/word/2015/wordml/symex" xmlns:wpg="http://schemas.microsoft.com/office/word/2010/wordprocessingGroup" xmlns:wpi="http://schemas.microsoft.com/office/word/2010/wordprocessingInk" xmlns:wne="http://schemas.microsoft.com/office/word/2006/wordml" xmlns:wps="http://schemas.microsoft.com/office/word/2010/wordprocessingShape" mc:Ignorable="w14 w15 w16se w16cid w16 w16cex w16sdtdh w16sdtfl w16du wp14">
+<w:document xmlns:wpc="http://schemas.microsoft.com/office/word/2010/wordprocessingCanvas" xmlns:cx="http://schemas.microsoft.com/office/drawing/2014/chartex" xmlns:cx1="http://schemas.microsoft.com/office/drawing/2015/9/8/chartex" xmlns:cx2="http://schemas.microsoft.com/office/drawing/2015/10/21/chartex" xmlns:cx3="http://schemas.microsoft.com/office/drawing/2016/5/9/chartex" xmlns:cx4="http://schemas.microsoft.com/office/drawing/2016/5/10/chartex" xmlns:cx5="http://schemas.microsoft.com/office/drawing/2016/5/11/chartex" xmlns:cx6="http://schemas.microsoft.com/office/drawing/2016/5/12/chartex" xmlns:cx7="http://schemas.microsoft.com/office/drawing/2016/5/13/chartex" xmlns:cx8="http://schemas.microsoft.com/office/drawing/2016/5/14/chartex" xmlns:mc="http://schemas.openxmlformats.org/markup-compatibility/2006" xmlns:aink="http://schemas.microsoft.com/office/drawing/2016/ink" xmlns:am3d="http://schemas.microsoft.com/office/drawing/2017/model3d" xmlns:o="urn:schemas-microsoft-com:office:office" xmlns:oel="http://schemas.microsoft.com/office/2019/extlst" xmlns:r="http://schemas.openxmlformats.org/officeDocument/2006/relationships" xmlns:m="http://schemas.openxmlformats.org/officeDocument/2006/math" xmlns:v="urn:schemas-microsoft-com:vml" xmlns:wp14="http://schemas.microsoft.com/office/word/2010/wordprocessingDrawing" xmlns:wp="http://schemas.openxmlformats.org/drawingml/2006/wordprocessingDrawing" xmlns:w10="urn:schemas-microsoft-com:office:word" xmlns:w="http://schemas.openxmlformats.org/wordprocessingml/2006/main" xmlns:w14="http://schemas.microsoft.com/office/word/2010/wordml" xmlns:w15="http://schemas.microsoft.com/office/word/2012/wordml" xmlns:w16cex="http://schemas.microsoft.com/office/word/2018/wordml/cex" xmlns:w16cid="http://schemas.microsoft.com/office/word/2016/wordml/cid" xmlns:w16="http://schemas.microsoft.com/office/word/2018/wordml" xmlns:w16du="http://schemas.microsoft.com/office/word/2023/wordml/word16du" xmlns:w16sdtdh="http://schemas.microsoft.com/office/word/2020/wordml/sdtdatahash" xmlns:w16sdtfl="http://schemas.microsoft.com/office/word/2024/wordml/sdtformatlock" xmlns:w16se="http://schemas.microsoft.com/office/word/2015/wordml/symex" xmlns:wpg="http://schemas.microsoft.com/office/word/2010/wordprocessingGroup" xmlns:wpi="http://schemas.microsoft.com/office/word/2010/wordprocessingInk" xmlns:wne="http://schemas.microsoft.com/office/word/2006/wordml" xmlns:wps="http://schemas.microsoft.com/office/word/2010/wordprocessingShape" mc:Ignorable="w14 w15 w16se w16cid w16 w16cex w16sdtdh w16sdtfl w16du wp14">
   <w:body>
     <w:p>
       <w:pPr>
@@ -17,10 +17,7 @@
         <w:jc w:val="center"/>
       </w:pPr>
       <w:r>
-        <w:t xml:space="preserve">Stage </w:t>
-      </w:r>
-      <w:r>
-        <w:t xml:space="preserve">3 </w:t>
+        <w:t xml:space="preserve">Stage 3 </w:t>
       </w:r>
       <w:r>
         <w:t>Tutorial Activities</w:t>
@@ -115,12 +112,24 @@
           <w:tcPr>
             <w:tcW w:w="3360" w:type="dxa"/>
           </w:tcPr>
-          <w:p/>
+          <w:p>
+            <w:r>
+              <w:t>Yes</w:t>
+            </w:r>
+          </w:p>
         </w:tc>
         <w:tc>
           <w:tcPr>
             <w:tcW w:w="3360" w:type="dxa"/>
           </w:tcPr>
+          <w:p>
+            <w:r>
+              <w:t>Must group together things like name, ID</w:t>
+            </w:r>
+            <w:r>
+              <w:t>, email, phone number, etc.</w:t>
+            </w:r>
+          </w:p>
           <w:p/>
         </w:tc>
       </w:tr>
@@ -139,13 +148,29 @@
           <w:tcPr>
             <w:tcW w:w="3360" w:type="dxa"/>
           </w:tcPr>
-          <w:p/>
+          <w:p>
+            <w:r>
+              <w:t>Yes</w:t>
+            </w:r>
+          </w:p>
         </w:tc>
         <w:tc>
           <w:tcPr>
             <w:tcW w:w="3360" w:type="dxa"/>
           </w:tcPr>
-          <w:p/>
+          <w:p>
+            <w:r>
+              <w:t>Same reason as above</w:t>
+            </w:r>
+            <w:r>
+              <w:t>.</w:t>
+            </w:r>
+          </w:p>
+          <w:p>
+            <w:r>
+              <w:t>Must be able to check availability against appointments already made and any incoming bookings.</w:t>
+            </w:r>
+          </w:p>
         </w:tc>
       </w:tr>
       <w:tr>
@@ -163,12 +188,30 @@
           <w:tcPr>
             <w:tcW w:w="3360" w:type="dxa"/>
           </w:tcPr>
-          <w:p/>
+          <w:p>
+            <w:r>
+              <w:t>Yes</w:t>
+            </w:r>
+          </w:p>
         </w:tc>
         <w:tc>
           <w:tcPr>
             <w:tcW w:w="3360" w:type="dxa"/>
           </w:tcPr>
+          <w:p>
+            <w:r>
+              <w:t>Must group together things like appointment time, p</w:t>
+            </w:r>
+            <w:r>
+              <w:t>ractitioner</w:t>
+            </w:r>
+            <w:r>
+              <w:t xml:space="preserve"> name, patient</w:t>
+            </w:r>
+            <w:r>
+              <w:t>.</w:t>
+            </w:r>
+          </w:p>
           <w:p/>
         </w:tc>
       </w:tr>
@@ -187,13 +230,21 @@
           <w:tcPr>
             <w:tcW w:w="3360" w:type="dxa"/>
           </w:tcPr>
-          <w:p/>
+          <w:p>
+            <w:r>
+              <w:t>No</w:t>
+            </w:r>
+          </w:p>
         </w:tc>
         <w:tc>
           <w:tcPr>
             <w:tcW w:w="3360" w:type="dxa"/>
           </w:tcPr>
-          <w:p/>
+          <w:p>
+            <w:r>
+              <w:t>It is just a name. No info to group.</w:t>
+            </w:r>
+          </w:p>
         </w:tc>
       </w:tr>
       <w:tr>
@@ -211,13 +262,30 @@
           <w:tcPr>
             <w:tcW w:w="3360" w:type="dxa"/>
           </w:tcPr>
-          <w:p/>
+          <w:p>
+            <w:r>
+              <w:t>Maybe</w:t>
+            </w:r>
+          </w:p>
         </w:tc>
         <w:tc>
           <w:tcPr>
             <w:tcW w:w="3360" w:type="dxa"/>
           </w:tcPr>
-          <w:p/>
+          <w:p>
+            <w:r>
+              <w:t xml:space="preserve">If methods related to the clinic are placed </w:t>
+            </w:r>
+            <w:r>
+              <w:t>in</w:t>
+            </w:r>
+            <w:r>
+              <w:t xml:space="preserve"> the class, but </w:t>
+            </w:r>
+            <w:r>
+              <w:t>not for storing data.</w:t>
+            </w:r>
+          </w:p>
         </w:tc>
       </w:tr>
       <w:tr>
@@ -235,13 +303,36 @@
           <w:tcPr>
             <w:tcW w:w="3360" w:type="dxa"/>
           </w:tcPr>
-          <w:p/>
+          <w:p>
+            <w:r>
+              <w:t>Maybe</w:t>
+            </w:r>
+          </w:p>
         </w:tc>
         <w:tc>
           <w:tcPr>
             <w:tcW w:w="3360" w:type="dxa"/>
           </w:tcPr>
-          <w:p/>
+          <w:p>
+            <w:r>
+              <w:t xml:space="preserve">If methods related to the </w:t>
+            </w:r>
+            <w:r>
+              <w:t>database</w:t>
+            </w:r>
+            <w:r>
+              <w:t xml:space="preserve"> are placed </w:t>
+            </w:r>
+            <w:r>
+              <w:t>in</w:t>
+            </w:r>
+            <w:r>
+              <w:t xml:space="preserve"> the class</w:t>
+            </w:r>
+            <w:r>
+              <w:t>, but not for storing data.</w:t>
+            </w:r>
+          </w:p>
         </w:tc>
       </w:tr>
       <w:tr>
@@ -259,13 +350,21 @@
           <w:tcPr>
             <w:tcW w:w="3360" w:type="dxa"/>
           </w:tcPr>
-          <w:p/>
+          <w:p>
+            <w:r>
+              <w:t>No</w:t>
+            </w:r>
+          </w:p>
         </w:tc>
         <w:tc>
           <w:tcPr>
             <w:tcW w:w="3360" w:type="dxa"/>
           </w:tcPr>
-          <w:p/>
+          <w:p>
+            <w:r>
+              <w:t>I don’t see how you would make this into a class</w:t>
+            </w:r>
+          </w:p>
         </w:tc>
       </w:tr>
       <w:tr>
@@ -283,13 +382,21 @@
           <w:tcPr>
             <w:tcW w:w="3360" w:type="dxa"/>
           </w:tcPr>
-          <w:p/>
+          <w:p>
+            <w:r>
+              <w:t>No</w:t>
+            </w:r>
+          </w:p>
         </w:tc>
         <w:tc>
           <w:tcPr>
             <w:tcW w:w="3360" w:type="dxa"/>
           </w:tcPr>
-          <w:p/>
+          <w:p>
+            <w:r>
+              <w:t>Same as above</w:t>
+            </w:r>
+          </w:p>
         </w:tc>
       </w:tr>
     </w:tbl>
@@ -346,13 +453,21 @@
           <w:tcPr>
             <w:tcW w:w="5040" w:type="dxa"/>
           </w:tcPr>
-          <w:p/>
+          <w:p>
+            <w:r>
+              <w:t>Check if they have an appointment scheduled</w:t>
+            </w:r>
+          </w:p>
         </w:tc>
         <w:tc>
           <w:tcPr>
             <w:tcW w:w="5040" w:type="dxa"/>
           </w:tcPr>
-          <w:p/>
+          <w:p>
+            <w:r>
+              <w:t>Practitioner</w:t>
+            </w:r>
+          </w:p>
         </w:tc>
       </w:tr>
       <w:tr>
@@ -360,13 +475,21 @@
           <w:tcPr>
             <w:tcW w:w="5040" w:type="dxa"/>
           </w:tcPr>
-          <w:p/>
+          <w:p>
+            <w:r>
+              <w:t>Check if they are available for an appointment</w:t>
+            </w:r>
+          </w:p>
         </w:tc>
         <w:tc>
           <w:tcPr>
             <w:tcW w:w="5040" w:type="dxa"/>
           </w:tcPr>
-          <w:p/>
+          <w:p>
+            <w:r>
+              <w:t>Appointment</w:t>
+            </w:r>
+          </w:p>
         </w:tc>
       </w:tr>
     </w:tbl>
@@ -415,13 +538,21 @@
           <w:tcPr>
             <w:tcW w:w="5040" w:type="dxa"/>
           </w:tcPr>
-          <w:p/>
+          <w:p>
+            <w:r>
+              <w:t>Check if they have an appointment scheduled</w:t>
+            </w:r>
+          </w:p>
         </w:tc>
         <w:tc>
           <w:tcPr>
             <w:tcW w:w="5040" w:type="dxa"/>
           </w:tcPr>
-          <w:p/>
+          <w:p>
+            <w:r>
+              <w:t>Patient</w:t>
+            </w:r>
+          </w:p>
         </w:tc>
       </w:tr>
       <w:tr>
@@ -429,13 +560,24 @@
           <w:tcPr>
             <w:tcW w:w="5040" w:type="dxa"/>
           </w:tcPr>
-          <w:p/>
+          <w:p>
+            <w:r>
+              <w:t>Check if they are available for an appointment</w:t>
+            </w:r>
+            <w:r>
+              <w:t xml:space="preserve"> at a certain time</w:t>
+            </w:r>
+          </w:p>
         </w:tc>
         <w:tc>
           <w:tcPr>
             <w:tcW w:w="5040" w:type="dxa"/>
           </w:tcPr>
-          <w:p/>
+          <w:p>
+            <w:r>
+              <w:t>Appointment</w:t>
+            </w:r>
+          </w:p>
         </w:tc>
       </w:tr>
     </w:tbl>
@@ -444,6 +586,7 @@
         <w:pStyle w:val="Heading2"/>
       </w:pPr>
       <w:r>
+        <w:lastRenderedPageBreak/>
         <w:t>Appointment</w:t>
       </w:r>
     </w:p>
@@ -484,13 +627,37 @@
           <w:tcPr>
             <w:tcW w:w="5040" w:type="dxa"/>
           </w:tcPr>
-          <w:p/>
+          <w:p>
+            <w:r>
+              <w:t xml:space="preserve">Check if </w:t>
+            </w:r>
+            <w:proofErr w:type="gramStart"/>
+            <w:r>
+              <w:t>patient</w:t>
+            </w:r>
+            <w:proofErr w:type="gramEnd"/>
+            <w:r>
+              <w:t xml:space="preserve"> and </w:t>
+            </w:r>
+            <w:proofErr w:type="gramStart"/>
+            <w:r>
+              <w:t>practitioner</w:t>
+            </w:r>
+            <w:proofErr w:type="gramEnd"/>
+            <w:r>
+              <w:t xml:space="preserve"> are available</w:t>
+            </w:r>
+          </w:p>
         </w:tc>
         <w:tc>
           <w:tcPr>
             <w:tcW w:w="5040" w:type="dxa"/>
           </w:tcPr>
-          <w:p/>
+          <w:p>
+            <w:r>
+              <w:t>Patient</w:t>
+            </w:r>
+          </w:p>
         </w:tc>
       </w:tr>
       <w:tr>
@@ -498,13 +665,21 @@
           <w:tcPr>
             <w:tcW w:w="5040" w:type="dxa"/>
           </w:tcPr>
-          <w:p/>
+          <w:p>
+            <w:r>
+              <w:t>Calculate appointment cost (if any)</w:t>
+            </w:r>
+          </w:p>
         </w:tc>
         <w:tc>
           <w:tcPr>
             <w:tcW w:w="5040" w:type="dxa"/>
           </w:tcPr>
-          <w:p/>
+          <w:p>
+            <w:r>
+              <w:t>Practitioner</w:t>
+            </w:r>
+          </w:p>
         </w:tc>
       </w:tr>
     </w:tbl>
@@ -517,23 +692,127 @@
       </w:r>
     </w:p>
     <w:p>
+      <w:pPr>
+        <w:rPr>
+          <w:color w:val="EE0000"/>
+        </w:rPr>
+      </w:pPr>
       <w:r>
+        <w:rPr>
+          <w:color w:val="EE0000"/>
+        </w:rPr>
         <w:t>Patient to Appointment: which relationship and why?</w:t>
       </w:r>
     </w:p>
     <w:p>
       <w:r>
+        <w:t xml:space="preserve">Aggregation. A patient can exist without an appointment. While it is required for a patient to </w:t>
+      </w:r>
+      <w:proofErr w:type="gramStart"/>
+      <w:r>
+        <w:t>have had</w:t>
+      </w:r>
+      <w:proofErr w:type="gramEnd"/>
+      <w:r>
+        <w:t xml:space="preserve"> at least one appointment to be a patient, you can still have a patient without an appointment. It can just exist.</w:t>
+      </w:r>
+    </w:p>
+    <w:p>
+      <w:pPr>
+        <w:rPr>
+          <w:color w:val="EE0000"/>
+        </w:rPr>
+      </w:pPr>
+      <w:r>
+        <w:rPr>
+          <w:color w:val="EE0000"/>
+        </w:rPr>
         <w:t>Practitioner to Appointment: what multiplicity?</w:t>
       </w:r>
     </w:p>
     <w:p>
       <w:r>
-        <w:t>Should Appointment inherit from Patient?</w:t>
+        <w:t>1-*</w:t>
       </w:r>
     </w:p>
     <w:p>
       <w:r>
+        <w:t xml:space="preserve">A practitioner can have many </w:t>
+      </w:r>
+      <w:r>
+        <w:t>appointments,</w:t>
+      </w:r>
+      <w:r>
+        <w:t xml:space="preserve"> but an appointment can only have one practitioner.</w:t>
+      </w:r>
+    </w:p>
+    <w:p>
+      <w:pPr>
+        <w:rPr>
+          <w:color w:val="EE0000"/>
+        </w:rPr>
+      </w:pPr>
+      <w:r>
+        <w:rPr>
+          <w:color w:val="EE0000"/>
+        </w:rPr>
+        <w:t xml:space="preserve">Should Appointment inherit from </w:t>
+      </w:r>
+      <w:proofErr w:type="gramStart"/>
+      <w:r>
+        <w:rPr>
+          <w:color w:val="EE0000"/>
+        </w:rPr>
+        <w:t>Patient</w:t>
+      </w:r>
+      <w:proofErr w:type="gramEnd"/>
+      <w:r>
+        <w:rPr>
+          <w:color w:val="EE0000"/>
+        </w:rPr>
+        <w:t>?</w:t>
+      </w:r>
+    </w:p>
+    <w:p>
+      <w:r>
+        <w:t>In terms of class inheritance (extends (JS)</w:t>
+      </w:r>
+      <w:proofErr w:type="gramStart"/>
+      <w:r>
+        <w:t>, :</w:t>
+      </w:r>
+      <w:proofErr w:type="gramEnd"/>
+      <w:r>
+        <w:t xml:space="preserve"> (C#), whatever Python does, </w:t>
+      </w:r>
+      <w:proofErr w:type="spellStart"/>
+      <w:r>
+        <w:t>etc</w:t>
+      </w:r>
+      <w:proofErr w:type="spellEnd"/>
+      <w:r>
+        <w:t>), no. They do not share data in a way that is meaningful. Appointment will have things that are not related to patient at all. Extending via inheritance should be used for things that are related, such as making a custom error class by inheriting things that make an error, an error.</w:t>
+      </w:r>
+    </w:p>
+    <w:p>
+      <w:pPr>
+        <w:rPr>
+          <w:color w:val="EE0000"/>
+        </w:rPr>
+      </w:pPr>
+      <w:r>
+        <w:rPr>
+          <w:color w:val="EE0000"/>
+        </w:rPr>
         <w:t>Does Clinic need to own every object?</w:t>
+      </w:r>
+    </w:p>
+    <w:p>
+      <w:r>
+        <w:t xml:space="preserve">If you mean that the Clinic class should encapsulate all other classes, then no. </w:t>
+      </w:r>
+      <w:r>
+        <w:t>Also, not in the case of if it should have every function owned by it. Also, not in the case of if object is referring to instances of classes such as Patient or Appointment.</w:t>
       </w:r>
     </w:p>
     <w:p>
@@ -541,13 +820,125 @@
         <w:pStyle w:val="Heading1"/>
       </w:pPr>
       <w:r>
-        <w:lastRenderedPageBreak/>
         <w:t>AI Model Critique</w:t>
       </w:r>
     </w:p>
     <w:p>
+      <w:pPr>
+        <w:rPr>
+          <w:color w:val="EE0000"/>
+        </w:rPr>
+      </w:pPr>
       <w:r>
-        <w:t>Critique AI proposals: PatientManager, PractitionerManager, AppointmentManager, ClinicController, NotificationManager, ScheduleEngine.</w:t>
+        <w:rPr>
+          <w:color w:val="EE0000"/>
+        </w:rPr>
+        <w:t xml:space="preserve">Critique AI proposals: </w:t>
+      </w:r>
+      <w:proofErr w:type="spellStart"/>
+      <w:r>
+        <w:rPr>
+          <w:color w:val="EE0000"/>
+        </w:rPr>
+        <w:t>PatientManager</w:t>
+      </w:r>
+      <w:proofErr w:type="spellEnd"/>
+      <w:r>
+        <w:rPr>
+          <w:color w:val="EE0000"/>
+        </w:rPr>
+        <w:t xml:space="preserve">, </w:t>
+      </w:r>
+      <w:proofErr w:type="spellStart"/>
+      <w:r>
+        <w:rPr>
+          <w:color w:val="EE0000"/>
+        </w:rPr>
+        <w:t>PractitionerManager</w:t>
+      </w:r>
+      <w:proofErr w:type="spellEnd"/>
+      <w:r>
+        <w:rPr>
+          <w:color w:val="EE0000"/>
+        </w:rPr>
+        <w:t xml:space="preserve">, </w:t>
+      </w:r>
+      <w:proofErr w:type="spellStart"/>
+      <w:r>
+        <w:rPr>
+          <w:color w:val="EE0000"/>
+        </w:rPr>
+        <w:t>AppointmentManager</w:t>
+      </w:r>
+      <w:proofErr w:type="spellEnd"/>
+      <w:r>
+        <w:rPr>
+          <w:color w:val="EE0000"/>
+        </w:rPr>
+        <w:t xml:space="preserve">, </w:t>
+      </w:r>
+      <w:proofErr w:type="spellStart"/>
+      <w:r>
+        <w:rPr>
+          <w:color w:val="EE0000"/>
+        </w:rPr>
+        <w:t>ClinicController</w:t>
+      </w:r>
+      <w:proofErr w:type="spellEnd"/>
+      <w:r>
+        <w:rPr>
+          <w:color w:val="EE0000"/>
+        </w:rPr>
+        <w:t xml:space="preserve">, </w:t>
+      </w:r>
+      <w:proofErr w:type="spellStart"/>
+      <w:r>
+        <w:rPr>
+          <w:color w:val="EE0000"/>
+        </w:rPr>
+        <w:t>NotificationManager</w:t>
+      </w:r>
+      <w:proofErr w:type="spellEnd"/>
+      <w:r>
+        <w:rPr>
+          <w:color w:val="EE0000"/>
+        </w:rPr>
+        <w:t xml:space="preserve">, </w:t>
+      </w:r>
+      <w:proofErr w:type="spellStart"/>
+      <w:r>
+        <w:rPr>
+          <w:color w:val="EE0000"/>
+        </w:rPr>
+        <w:t>ScheduleEngine</w:t>
+      </w:r>
+      <w:proofErr w:type="spellEnd"/>
+      <w:r>
+        <w:rPr>
+          <w:color w:val="EE0000"/>
+        </w:rPr>
+        <w:t>.</w:t>
+      </w:r>
+    </w:p>
+    <w:p>
+      <w:r>
+        <w:t xml:space="preserve">None of these are needed, bar </w:t>
+      </w:r>
+      <w:proofErr w:type="spellStart"/>
+      <w:r>
+        <w:t>ClinicController</w:t>
+      </w:r>
+      <w:proofErr w:type="spellEnd"/>
+      <w:r>
+        <w:t xml:space="preserve"> (though maybe not using that name) and maybe </w:t>
+      </w:r>
+      <w:proofErr w:type="spellStart"/>
+      <w:r>
+        <w:t>AppointmentManager</w:t>
+      </w:r>
+      <w:proofErr w:type="spellEnd"/>
+      <w:r>
+        <w:t xml:space="preserve">. Creating separate ‘managers’ for each class type is unnecessary. </w:t>
       </w:r>
     </w:p>
     <w:sectPr>
@@ -561,7 +952,7 @@
 </file>
 
 <file path=word/numbering.xml><?xml version="1.0" encoding="utf-8"?>
-<w:numbering xmlns:wpc="http://schemas.microsoft.com/office/word/2010/wordprocessingCanvas" xmlns:cx="http://schemas.microsoft.com/office/drawing/2014/chartex" xmlns:cx1="http://schemas.microsoft.com/office/drawing/2015/9/8/chartex" xmlns:cx2="http://schemas.microsoft.com/office/drawing/2015/10/21/chartex" xmlns:cx3="http://schemas.microsoft.com/office/drawing/2016/5/9/chartex" xmlns:cx4="http://schemas.microsoft.com/office/drawing/2016/5/10/chartex" xmlns:cx5="http://schemas.microsoft.com/office/drawing/2016/5/11/chartex" xmlns:cx6="http://schemas.microsoft.com/office/drawing/2016/5/12/chartex" xmlns:cx7="http://schemas.microsoft.com/office/drawing/2016/5/13/chartex" xmlns:cx8="http://schemas.microsoft.com/office/drawing/2016/5/14/chartex" xmlns:mc="http://schemas.openxmlformats.org/markup-compatibility/2006" xmlns:aink="http://schemas.microsoft.com/office/drawing/2016/ink" xmlns:am3d="http://schemas.microsoft.com/office/drawing/2017/model3d" xmlns:o="urn:schemas-microsoft-com:office:office" xmlns:oel="http://schemas.microsoft.com/office/2019/extlst" xmlns:r="http://schemas.openxmlformats.org/officeDocument/2006/relationships" xmlns:m="http://schemas.openxmlformats.org/officeDocument/2006/math" xmlns:v="urn:schemas-microsoft-com:vml" xmlns:wp14="http://schemas.microsoft.com/office/word/2010/wordprocessingDrawing" xmlns:wp="http://schemas.openxmlformats.org/drawingml/2006/wordprocessingDrawing" xmlns:w10="urn:schemas-microsoft-com:office:word" xmlns:w="http://schemas.openxmlformats.org/wordprocessingml/2006/main" xmlns:w14="http://schemas.microsoft.com/office/word/2010/wordml" xmlns:w15="http://schemas.microsoft.com/office/word/2012/wordml" xmlns:w16cei="http://schemas.microsoft.com/office/word/2026/wordml/cei" xmlns:w16cex="http://schemas.microsoft.com/office/word/2018/wordml/cex" xmlns:w16cid="http://schemas.microsoft.com/office/word/2016/wordml/cid" xmlns:w16="http://schemas.microsoft.com/office/word/2018/wordml" xmlns:w16du="http://schemas.microsoft.com/office/word/2023/wordml/word16du" xmlns:w16sdtdh="http://schemas.microsoft.com/office/word/2020/wordml/sdtdatahash" xmlns:w16sdtfl="http://schemas.microsoft.com/office/word/2024/wordml/sdtformatlock" xmlns:w16se="http://schemas.microsoft.com/office/word/2015/wordml/symex" xmlns:wpg="http://schemas.microsoft.com/office/word/2010/wordprocessingGroup" xmlns:wpi="http://schemas.microsoft.com/office/word/2010/wordprocessingInk" xmlns:wne="http://schemas.microsoft.com/office/word/2006/wordml" xmlns:wps="http://schemas.microsoft.com/office/word/2010/wordprocessingShape" mc:Ignorable="w14 w15 w16se w16cid w16 w16cex w16sdtdh w16sdtfl w16du wp14">
+<w:numbering xmlns:wpc="http://schemas.microsoft.com/office/word/2010/wordprocessingCanvas" xmlns:cx="http://schemas.microsoft.com/office/drawing/2014/chartex" xmlns:cx1="http://schemas.microsoft.com/office/drawing/2015/9/8/chartex" xmlns:cx2="http://schemas.microsoft.com/office/drawing/2015/10/21/chartex" xmlns:cx3="http://schemas.microsoft.com/office/drawing/2016/5/9/chartex" xmlns:cx4="http://schemas.microsoft.com/office/drawing/2016/5/10/chartex" xmlns:cx5="http://schemas.microsoft.com/office/drawing/2016/5/11/chartex" xmlns:cx6="http://schemas.microsoft.com/office/drawing/2016/5/12/chartex" xmlns:cx7="http://schemas.microsoft.com/office/drawing/2016/5/13/chartex" xmlns:cx8="http://schemas.microsoft.com/office/drawing/2016/5/14/chartex" xmlns:mc="http://schemas.openxmlformats.org/markup-compatibility/2006" xmlns:aink="http://schemas.microsoft.com/office/drawing/2016/ink" xmlns:am3d="http://schemas.microsoft.com/office/drawing/2017/model3d" xmlns:o="urn:schemas-microsoft-com:office:office" xmlns:oel="http://schemas.microsoft.com/office/2019/extlst" xmlns:r="http://schemas.openxmlformats.org/officeDocument/2006/relationships" xmlns:m="http://schemas.openxmlformats.org/officeDocument/2006/math" xmlns:v="urn:schemas-microsoft-com:vml" xmlns:wp14="http://schemas.microsoft.com/office/word/2010/wordprocessingDrawing" xmlns:wp="http://schemas.openxmlformats.org/drawingml/2006/wordprocessingDrawing" xmlns:w10="urn:schemas-microsoft-com:office:word" xmlns:w="http://schemas.openxmlformats.org/wordprocessingml/2006/main" xmlns:w14="http://schemas.microsoft.com/office/word/2010/wordml" xmlns:w15="http://schemas.microsoft.com/office/word/2012/wordml" xmlns:w16cex="http://schemas.microsoft.com/office/word/2018/wordml/cex" xmlns:w16cid="http://schemas.microsoft.com/office/word/2016/wordml/cid" xmlns:w16="http://schemas.microsoft.com/office/word/2018/wordml" xmlns:w16du="http://schemas.microsoft.com/office/word/2023/wordml/word16du" xmlns:w16sdtdh="http://schemas.microsoft.com/office/word/2020/wordml/sdtdatahash" xmlns:w16sdtfl="http://schemas.microsoft.com/office/word/2024/wordml/sdtformatlock" xmlns:w16se="http://schemas.microsoft.com/office/word/2015/wordml/symex" xmlns:wpg="http://schemas.microsoft.com/office/word/2010/wordprocessingGroup" xmlns:wpi="http://schemas.microsoft.com/office/word/2010/wordprocessingInk" xmlns:wne="http://schemas.microsoft.com/office/word/2006/wordml" xmlns:wps="http://schemas.microsoft.com/office/word/2010/wordprocessingShape" mc:Ignorable="w14 w15 w16se w16cid w16 w16cex w16sdtdh w16sdtfl w16du wp14">
   <w:abstractNum w:abstractNumId="0" w15:restartNumberingAfterBreak="0">
     <w:nsid w:val="FFFFFF7C"/>
     <w:multiLevelType w:val="singleLevel"/>
@@ -1152,7 +1543,7 @@
   <w:style w:type="paragraph" w:default="1" w:styleId="Normal">
     <w:name w:val="Normal"/>
     <w:qFormat/>
-    <w:rsid w:val="00FC693F"/>
+    <w:rsid w:val="00BF3468"/>
     <w:rPr>
       <w:rFonts w:ascii="Aptos" w:hAnsi="Aptos"/>
       <w:sz w:val="21"/>
